--- a/Docs/ProposalBAM.docx
+++ b/Docs/ProposalBAM.docx
@@ -88,12 +88,12 @@
         <w:t xml:space="preserve"> </w:t>
       </w:r>
     </w:p>
+    <w:p>
+      <w:r>
+        <w:t xml:space="preserve">  </w:t>
+      </w:r>
+    </w:p>
     <w:p/>
-    <w:p>
-      <w:r>
-        <w:t xml:space="preserve">  </w:t>
-      </w:r>
-    </w:p>
     <w:p>
       <w:pPr>
         <w:rPr>
@@ -192,6 +192,8 @@
         <w:t xml:space="preserve"> </w:t>
       </w:r>
     </w:p>
+    <w:p/>
+    <w:p/>
     <w:p>
       <w:pPr>
         <w:rPr>
@@ -209,7 +211,25 @@
     </w:p>
     <w:p>
       <w:r>
-        <w:t xml:space="preserve">The goal of this thesis is to train and test machine learning models to predict the source location of </w:t>
+        <w:t>The goal of this thesis is to</w:t>
+      </w:r>
+      <w:r>
+        <w:t xml:space="preserve"> develop and</w:t>
+      </w:r>
+      <w:r>
+        <w:t xml:space="preserve"> train machine learning models </w:t>
+      </w:r>
+      <w:r>
+        <w:t>for accurately</w:t>
+      </w:r>
+      <w:r>
+        <w:t xml:space="preserve"> predict</w:t>
+      </w:r>
+      <w:r>
+        <w:t>ing</w:t>
+      </w:r>
+      <w:r>
+        <w:t xml:space="preserve"> the source location of </w:t>
       </w:r>
       <w:r>
         <w:t xml:space="preserve">a </w:t>
@@ -218,7 +238,19 @@
         <w:t>gas plume</w:t>
       </w:r>
       <w:r>
+        <w:t xml:space="preserve"> based on sensor data</w:t>
+      </w:r>
+      <w:r>
         <w:t xml:space="preserve">. </w:t>
+      </w:r>
+      <w:r>
+        <w:t xml:space="preserve">Then we will evaluate our models </w:t>
+      </w:r>
+      <w:r>
+        <w:t>in simulated environments for their predictive accuracy under varying gas distributions. Lastly the performance of the models will be evaluated for real-world scenarios of gas source localization.</w:t>
+      </w:r>
+      <w:r>
+        <w:t xml:space="preserve"> </w:t>
       </w:r>
     </w:p>
     <w:p/>
@@ -239,140 +271,46 @@
       </w:r>
     </w:p>
     <w:p>
-      <w:pPr>
-        <w:rPr>
-          <w:lang w:val="de-DE"/>
-        </w:rPr>
-      </w:pPr>
-      <w:r>
-        <w:t xml:space="preserve">The Dataset used in this </w:t>
-      </w:r>
-      <w:r>
-        <w:t>thesis</w:t>
-      </w:r>
-      <w:r>
-        <w:t xml:space="preserve"> </w:t>
-      </w:r>
-      <w:r>
-        <w:t xml:space="preserve">was made </w:t>
-      </w:r>
-      <w:r>
-        <w:t>publicly</w:t>
-      </w:r>
-      <w:r>
-        <w:t xml:space="preserve"> available by this research paper [Cite 3]</w:t>
-      </w:r>
-      <w:r>
-        <w:t xml:space="preserve">. It is </w:t>
-      </w:r>
-      <w:r>
-        <w:t xml:space="preserve">built upon twelve distinct wind field datasets. </w:t>
-      </w:r>
-      <w:r>
-        <w:t>The gas distribution was calculated using GADEN</w:t>
-      </w:r>
-      <w:r>
-        <w:t>, a simulation framework based on the filament dispersion theory</w:t>
-      </w:r>
-      <w:r>
-        <w:t xml:space="preserve"> </w:t>
-      </w:r>
-      <w:r>
-        <w:t>[Cite 4]</w:t>
-      </w:r>
-      <w:r>
-        <w:t xml:space="preserve"> </w:t>
-      </w:r>
-      <w:r>
-        <w:t xml:space="preserve">to </w:t>
-      </w:r>
-      <w:r>
-        <w:t>creat</w:t>
-      </w:r>
-      <w:r>
-        <w:t>e</w:t>
-      </w:r>
-      <w:r>
-        <w:t xml:space="preserve"> </w:t>
-      </w:r>
-      <w:r>
-        <w:t>50,400</w:t>
-      </w:r>
-      <w:r>
-        <w:t xml:space="preserve"> </w:t>
-      </w:r>
-      <w:r>
-        <w:t>single source gas distrib</w:t>
-      </w:r>
-      <w:r>
-        <w:t>utions</w:t>
-      </w:r>
-      <w:r>
-        <w:t xml:space="preserve">. </w:t>
-      </w:r>
-      <w:r>
-        <w:t>The experiment area of 9 x 7.5 m</w:t>
-      </w:r>
-      <w:r>
-        <w:t>² was di</w:t>
-      </w:r>
-      <w:r>
-        <w:t>scretized into 30 x</w:t>
-      </w:r>
-      <w:r>
-        <w:t xml:space="preserve"> 25 grid cells.</w:t>
-      </w:r>
-      <w:r>
-        <w:t xml:space="preserve"> Each simulation runs for about 450 seconds with a frequency of 1 Hz. The first 30 seconds of the gas simulation were ignored to allow full plume developments. </w:t>
-      </w:r>
-      <w:r>
-        <w:t xml:space="preserve">Each cell contains the gas concentration in ppm and </w:t>
-      </w:r>
-      <w:r>
-        <w:t xml:space="preserve">a value between 0 and 1 to indicate </w:t>
-      </w:r>
-      <w:r>
-        <w:t xml:space="preserve">the location of the gas source. </w:t>
-      </w:r>
-      <w:r>
-        <w:t xml:space="preserve">The </w:t>
-      </w:r>
-      <w:r>
-        <w:t>gas concentration</w:t>
-      </w:r>
-      <w:r>
-        <w:t xml:space="preserve"> was then </w:t>
-      </w:r>
-      <w:r>
-        <w:t xml:space="preserve">logarithmically </w:t>
-      </w:r>
-      <w:r>
-        <w:t xml:space="preserve">scaled and min-max normalized. </w:t>
-      </w:r>
-      <w:r>
-        <w:t xml:space="preserve">To prepare the dataset for training, we then reduce the 2D representation of the gas distribution to a smaller grid size of 6x5 cells. </w:t>
-      </w:r>
-      <w:r>
-        <w:t xml:space="preserve">The gas source location </w:t>
-      </w:r>
-      <w:r>
-        <w:t>is</w:t>
-      </w:r>
-      <w:r>
-        <w:t xml:space="preserve"> mapped to its respective position in the new grid, while the gas </w:t>
+      <w:r>
+        <w:t>The dataset utilized in this thesis was made publicly available by [Cite 3] and is constructed from twelve distinct wind field datasets. Gas distribution simulations were generated using the GADEN simulation framework, which is based on</w:t>
+      </w:r>
+      <w:r>
+        <w:t xml:space="preserve"> the</w:t>
+      </w:r>
+      <w:r>
+        <w:t xml:space="preserve"> filament dispersion theory [Cite 4], resulting in 50,400 single-source gas distribution profiles. The experimental area, measuring 9 × 7.5 m², was </w:t>
       </w:r>
       <w:r>
         <w:lastRenderedPageBreak/>
-        <w:t xml:space="preserve">concentration </w:t>
-      </w:r>
-      <w:r>
-        <w:t xml:space="preserve">is directly extracted from the position of the 30x25 grid. This procedure represents the </w:t>
-      </w:r>
-      <w:r>
-        <w:t>measurements of a sensor network.</w:t>
-      </w:r>
-      <w:r>
-        <w:t xml:space="preserve"> </w:t>
+        <w:t>discretized into a grid of 30 × 25 cells. Each simulation spans 300 seconds at a frequency of 1 Hz, with the initial 30 seconds excluded to allow for full plume development.</w:t>
+      </w:r>
+    </w:p>
+    <w:p/>
+    <w:p>
+      <w:r>
+        <w:t xml:space="preserve">For each grid cell, the dataset includes gas concentration values in parts per million (ppm) and a binary indicator (0 or 1) representing the presence of the gas source. Gas concentrations were logarithmically scaled and min-max normalized. To prepare the dataset for model training, the 2D gas distribution was </w:t>
+      </w:r>
+      <w:proofErr w:type="spellStart"/>
+      <w:r>
+        <w:t>downsampled</w:t>
+      </w:r>
+      <w:proofErr w:type="spellEnd"/>
+      <w:r>
+        <w:t xml:space="preserve"> to a coarser grid of 6 × 5 cells. The gas source location was mapped to its corresponding position in this reduced grid, while gas concentration values were extracted from the finer 30 × 25 grid. This </w:t>
+      </w:r>
+      <w:proofErr w:type="spellStart"/>
+      <w:r>
+        <w:t>downsampling</w:t>
+      </w:r>
+      <w:proofErr w:type="spellEnd"/>
+      <w:r>
+        <w:t xml:space="preserve"> process simulates the measurements obtained from a sensor network.</w:t>
+      </w:r>
+    </w:p>
+    <w:p/>
+    <w:p>
+      <w:r>
+        <w:t>Further reduction in input data was achieved by selectively omitting individual grid cells, enabling the model to operate effectively with sparser input. The first model was trained on a static representation of the gas distribution, while the second model was designed to account for temporal variations in measurement. In the latter, the value of each cell was indexed by the time at which the measurement occurred, training the model for the intended use-case of time-dependent gas distribution mapping.</w:t>
       </w:r>
     </w:p>
     <w:p/>
@@ -391,7 +329,73 @@
         <w:t>Expected Outcome</w:t>
       </w:r>
     </w:p>
+    <w:p>
+      <w:r>
+        <w:t xml:space="preserve">The expected results are that the machine learning models will perform well under different wind scenarios and provide accurate real-time gas plume source localization. Furthermore, </w:t>
+      </w:r>
+    </w:p>
     <w:p/>
+    <w:p>
+      <w:pPr>
+        <w:rPr>
+          <w:lang w:val="de-DE"/>
+        </w:rPr>
+      </w:pPr>
+      <w:r>
+        <w:rPr>
+          <w:noProof/>
+          <w:lang w:val="de-DE"/>
+        </w:rPr>
+        <w:drawing>
+          <wp:inline distT="0" distB="0" distL="0" distR="0" wp14:anchorId="7677F8D2" wp14:editId="20BF7615">
+            <wp:extent cx="1181595" cy="1139011"/>
+            <wp:effectExtent l="0" t="0" r="0" b="4445"/>
+            <wp:docPr id="1086640115" name="Picture 1"/>
+            <wp:cNvGraphicFramePr>
+              <a:graphicFrameLocks xmlns:a="http://schemas.openxmlformats.org/drawingml/2006/main" noChangeAspect="1"/>
+            </wp:cNvGraphicFramePr>
+            <a:graphic xmlns:a="http://schemas.openxmlformats.org/drawingml/2006/main">
+              <a:graphicData uri="http://schemas.openxmlformats.org/drawingml/2006/picture">
+                <pic:pic xmlns:pic="http://schemas.openxmlformats.org/drawingml/2006/picture">
+                  <pic:nvPicPr>
+                    <pic:cNvPr id="0" name="Picture 1"/>
+                    <pic:cNvPicPr>
+                      <a:picLocks noChangeAspect="1" noChangeArrowheads="1"/>
+                    </pic:cNvPicPr>
+                  </pic:nvPicPr>
+                  <pic:blipFill>
+                    <a:blip r:embed="rId6" cstate="print">
+                      <a:extLst>
+                        <a:ext uri="{28A0092B-C50C-407E-A947-70E740481C1C}">
+                          <a14:useLocalDpi xmlns:a14="http://schemas.microsoft.com/office/drawing/2010/main" val="0"/>
+                        </a:ext>
+                      </a:extLst>
+                    </a:blip>
+                    <a:srcRect/>
+                    <a:stretch>
+                      <a:fillRect/>
+                    </a:stretch>
+                  </pic:blipFill>
+                  <pic:spPr bwMode="auto">
+                    <a:xfrm>
+                      <a:off x="0" y="0"/>
+                      <a:ext cx="1262088" cy="1216603"/>
+                    </a:xfrm>
+                    <a:prstGeom prst="rect">
+                      <a:avLst/>
+                    </a:prstGeom>
+                    <a:noFill/>
+                    <a:ln>
+                      <a:noFill/>
+                    </a:ln>
+                  </pic:spPr>
+                </pic:pic>
+              </a:graphicData>
+            </a:graphic>
+          </wp:inline>
+        </w:drawing>
+      </w:r>
+    </w:p>
     <w:p/>
     <w:p>
       <w:r>
@@ -403,7 +407,7 @@
       <w:r>
         <w:t xml:space="preserve">1: </w:t>
       </w:r>
-      <w:hyperlink r:id="rId6" w:history="1">
+      <w:hyperlink r:id="rId7" w:history="1">
         <w:r>
           <w:rPr>
             <w:rStyle w:val="Hyperlink"/>
@@ -425,7 +429,7 @@
       <w:r>
         <w:t xml:space="preserve">2: </w:t>
       </w:r>
-      <w:hyperlink r:id="rId7" w:history="1">
+      <w:hyperlink r:id="rId8" w:history="1">
         <w:r>
           <w:rPr>
             <w:rStyle w:val="Hyperlink"/>
@@ -463,7 +467,7 @@
       <w:r>
         <w:t xml:space="preserve">, H. Ishida, P. Neumann, and A. J. Lilienthal, “Super-Resolution for Gas Distribution Mapping,” July 2023. Available at SSRN: </w:t>
       </w:r>
-      <w:hyperlink r:id="rId8" w:history="1">
+      <w:hyperlink r:id="rId9" w:history="1">
         <w:r>
           <w:rPr>
             <w:rStyle w:val="Hyperlink"/>
@@ -480,12 +484,13 @@
     </w:p>
     <w:p>
       <w:r>
+        <w:lastRenderedPageBreak/>
         <w:t xml:space="preserve">[Cite 4: </w:t>
       </w:r>
       <w:r>
         <w:t xml:space="preserve">J. Monroy, V. Hernandez-Bennetts, H. Fan, A. Lilienthal, J. Gonzalez-Jimenez, GADEN: A 3D gas dispersion simulator for mobile robot olfaction in realistic environments, Sensors 17 (7) (2017) 1479, </w:t>
       </w:r>
-      <w:hyperlink r:id="rId9" w:history="1">
+      <w:hyperlink r:id="rId10" w:history="1">
         <w:r>
           <w:rPr>
             <w:rStyle w:val="Hyperlink"/>
